--- a/content-src/docx/R TLS 2012 03 09 Lanchester Capital.docx
+++ b/content-src/docx/R TLS 2012 03 09 Lanchester Capital.docx
@@ -26,13 +26,7 @@
         <w:br/>
       </w:r>
       <w:r>
-        <w:t xml:space="preserve">592pp. Faber. £17.99.</w:t>
-      </w:r>
-      <w:r>
-        <w:br/>
-      </w:r>
-      <w:r>
-        <w:t xml:space="preserve">978 0 571 23460 8&lt;/details&gt;</w:t>
+        <w:t xml:space="preserve">592pp. Faber. £17.99.&lt;/details&gt;</w:t>
       </w:r>
     </w:p>
     <w:p>
